--- a/rapports/2026-06-06/EQ29/EQ29_sup_v2/DR_062203010017/67-60-75-65.docx
+++ b/rapports/2026-06-06/EQ29/EQ29_sup_v2/DR_062203010017/67-60-75-65.docx
@@ -297,7 +297,7 @@
           <w:color w:val="1F6FEB"/>
           <w:sz w:val="22"/>
         </w:rPr>
-        <w:t>⚠ INCOHÉRENCES À CORRIGER (197)</w:t>
+        <w:t>⚠ INCOHÉRENCES À CORRIGER (186)</w:t>
       </w:r>
     </w:p>
     <w:tbl>
@@ -544,7 +544,7 @@
                 <w:color w:val="16A34A"/>
                 <w:sz w:val="16"/>
               </w:rPr>
-              <w:t>—</w:t>
+              <w:t>s01q00b</w:t>
             </w:r>
           </w:p>
         </w:tc>
@@ -575,7 +575,7 @@
                 <w:i w:val="0"/>
                 <w:sz w:val="17"/>
               </w:rPr>
-              <w:t>Incoherence! MOUSSA DIAGNE a declaré que la branche d'activité de sa mère est Sans emploi alors que la mère elle-même declare comme branche Commerce au niveau de la section 4a.</w:t>
+              <w:t>incoherent! Il manque des informations non renseignées (3 question(s) de  Seynabou diagne) , prière de renseigner toutes les questions liées à  Seynabou diagne .</w:t>
             </w:r>
           </w:p>
         </w:tc>
@@ -634,7 +634,7 @@
                 <w:color w:val="16A34A"/>
                 <w:sz w:val="16"/>
               </w:rPr>
-              <w:t>s01q32, s01q37, s04q23, s01q00b, s01q37_decode, s04q23_decode</w:t>
+              <w:t>—</w:t>
             </w:r>
           </w:p>
         </w:tc>
@@ -665,7 +665,7 @@
                 <w:i w:val="0"/>
                 <w:sz w:val="17"/>
               </w:rPr>
-              <w:t>Incoherence! MOUSSA DIAGNE a declaré que la catégorie socioprofessionnelle de sa mère est  alors que la mère elle-même declare comme catégorie socioprofessionnelle Travailleur pour compte propre au niveau de la section 4a.</w:t>
+              <w:t>Incoherence! MOUSSA DIAGNE a declaré que la branche d'activité de sa mère est Sans emploi alors que la mère elle-même declare comme branche Commerce au niveau de la section 4a.</w:t>
             </w:r>
           </w:p>
         </w:tc>
@@ -724,7 +724,7 @@
                 <w:color w:val="16A34A"/>
                 <w:sz w:val="16"/>
               </w:rPr>
-              <w:t>—</w:t>
+              <w:t>s01q32, s01q37, s04q23, s01q00b, s01q37_decode, s04q23_decode</w:t>
             </w:r>
           </w:p>
         </w:tc>
@@ -755,7 +755,7 @@
                 <w:i w:val="0"/>
                 <w:sz w:val="17"/>
               </w:rPr>
-              <w:t>Incoherence! Aladji Keba diagne a declaré que la branche d'activité de sa mère est Sans emploi alors que la mère elle-même declare comme branche Commerce au niveau de la section 4a.</w:t>
+              <w:t>Incoherence! MOUSSA DIAGNE a declaré que la catégorie socioprofessionnelle de sa mère est  alors que la mère elle-même declare comme catégorie socioprofessionnelle Travailleur pour compte propre au niveau de la section 4a.</w:t>
             </w:r>
           </w:p>
         </w:tc>
@@ -814,7 +814,7 @@
                 <w:color w:val="16A34A"/>
                 <w:sz w:val="16"/>
               </w:rPr>
-              <w:t>s01q32, s01q37, s04q23, s01q00b, s01q37_decode, s04q23_decode</w:t>
+              <w:t>—</w:t>
             </w:r>
           </w:p>
         </w:tc>
@@ -845,7 +845,7 @@
                 <w:i w:val="0"/>
                 <w:sz w:val="17"/>
               </w:rPr>
-              <w:t>Incoherence! Aladji Keba diagne a declaré que la catégorie socioprofessionnelle de sa mère est  alors que la mère elle-même declare comme catégorie socioprofessionnelle Travailleur pour compte propre au niveau de la section 4a.</w:t>
+              <w:t>Incoherence! thierno diagne a dit que sa mère a un niveau Aucun alors que la mère elle-même dit qu'elle a un niveau Secondaire 1 (Moyen) Général au niveau de la section 2.</w:t>
             </w:r>
           </w:p>
         </w:tc>
@@ -935,7 +935,7 @@
                 <w:i w:val="0"/>
                 <w:sz w:val="17"/>
               </w:rPr>
-              <w:t>Incoherence! mountakha thioye a declaré que la branche d'activité de sa mère est Sans emploi alors que la mère elle-même declare comme branche Agriculture, Elevage, Pêche au niveau de la section 4a.</w:t>
+              <w:t>Incoherence! Aladji Keba diagne a declaré que la branche d'activité de sa mère est Sans emploi alors que la mère elle-même declare comme branche Commerce au niveau de la section 4a.</w:t>
             </w:r>
           </w:p>
         </w:tc>
@@ -1025,7 +1025,7 @@
                 <w:i w:val="0"/>
                 <w:sz w:val="17"/>
               </w:rPr>
-              <w:t>Incoherence! mountakha thioye a declaré que la catégorie socioprofessionnelle de sa mère est  alors que la mère elle-même declare comme catégorie socioprofessionnelle Travailleur familial contribuant à une entreprise familiale au niveau de la section 4a.</w:t>
+              <w:t>Incoherence! Aladji Keba diagne a declaré que la catégorie socioprofessionnelle de sa mère est  alors que la mère elle-même declare comme catégorie socioprofessionnelle Travailleur pour compte propre au niveau de la section 4a.</w:t>
             </w:r>
           </w:p>
         </w:tc>
@@ -1264,7 +1264,7 @@
                 <w:color w:val="16A34A"/>
                 <w:sz w:val="16"/>
               </w:rPr>
-              <w:t>s01q00b</w:t>
+              <w:t>—</w:t>
             </w:r>
           </w:p>
         </w:tc>
@@ -1295,7 +1295,7 @@
                 <w:i w:val="0"/>
                 <w:sz w:val="17"/>
               </w:rPr>
-              <w:t>incoherent! Il manque des informations non renseignées (3 question(s) de  Seynabou diagne) , prière de renseigner toutes les questions liées à  Seynabou diagne .</w:t>
+              <w:t>Incoherence! mountakha thioye a declaré que la branche d'activité de sa mère est Sans emploi alors que la mère elle-même declare comme branche Agriculture, Elevage, Pêche au niveau de la section 4a.</w:t>
             </w:r>
           </w:p>
         </w:tc>
@@ -1354,7 +1354,7 @@
                 <w:color w:val="16A34A"/>
                 <w:sz w:val="16"/>
               </w:rPr>
-              <w:t>—</w:t>
+              <w:t>s01q32, s01q37, s04q23, s01q00b, s01q37_decode, s04q23_decode</w:t>
             </w:r>
           </w:p>
         </w:tc>
@@ -1385,7 +1385,7 @@
                 <w:i w:val="0"/>
                 <w:sz w:val="17"/>
               </w:rPr>
-              <w:t>Incoherence! thierno diagne a dit que sa mère a un niveau Aucun alors que la mère elle-même dit qu'elle a un niveau Secondaire 1 (Moyen) Général au niveau de la section 2.</w:t>
+              <w:t>Incoherence! mountakha thioye a declaré que la catégorie socioprofessionnelle de sa mère est  alors que la mère elle-même declare comme catégorie socioprofessionnelle Travailleur familial contribuant à une entreprise familiale au niveau de la section 4a.</w:t>
             </w:r>
           </w:p>
         </w:tc>
@@ -1534,7 +1534,7 @@
                 <w:color w:val="16A34A"/>
                 <w:sz w:val="16"/>
               </w:rPr>
-              <w:t>—</w:t>
+              <w:t>s01q32, s01q36, s01q38, s04q37_modif, s02q33, s02q34, s01q00b</w:t>
             </w:r>
           </w:p>
         </w:tc>
@@ -1565,7 +1565,7 @@
                 <w:i w:val="0"/>
                 <w:sz w:val="17"/>
               </w:rPr>
-              <w:t>Incohérence!!! seulement les écoles privées paient les frais de scolarité (y compris les frais d'inscription).</w:t>
+              <w:t>Peu probable!!! Vu l'âge (13 ans) de dieye diagne ou l'année à laquelle dieye diagne a fréquenté l'école pour la dernière fois (.) le dernier diplome de dieye diagne ne peut être le Certificat d'études primaires (CEP), prière de corriger cette incohérence ou confirmer avec le QG.</w:t>
             </w:r>
           </w:p>
         </w:tc>
@@ -1655,7 +1655,7 @@
                 <w:i w:val="0"/>
                 <w:sz w:val="17"/>
               </w:rPr>
-              <w:t>Peu probable!!! Vu l'âge (13 ans) de dieye diagne ou l'année à laquelle dieye diagne a fréquenté l'école pour la dernière fois (.) le dernier diplome de dieye diagne ne peut être le Certificat d'études primaires (CEP), prière de corriger cette incohérence ou confirmer avec le QG.</w:t>
+              <w:t>Peu probable!!! Vu l'âge (22 ans) de Fatou Thiam ou l'année à laquelle Fatou Thiam a fréquenté l'école pour la dernière fois (2016) le dernier diplome de Fatou Thiam ne peut être le Certificat d'études primaires (CEP), prière de corriger cette incohérence ou confirmer avec le QG.</w:t>
             </w:r>
           </w:p>
         </w:tc>
@@ -1688,7 +1688,7 @@
                 <w:i w:val="0"/>
                 <w:sz w:val="16"/>
               </w:rPr>
-              <w:t>S02</w:t>
+              <w:t>S03</w:t>
               <w:br/>
             </w:r>
             <w:r>
@@ -1698,7 +1698,7 @@
                 <w:color w:val="64748B"/>
                 <w:sz w:val="14"/>
               </w:rPr>
-              <w:t>Éducation</w:t>
+              <w:t>Santé</w:t>
             </w:r>
           </w:p>
         </w:tc>
@@ -1714,7 +1714,7 @@
                 <w:color w:val="16A34A"/>
                 <w:sz w:val="16"/>
               </w:rPr>
-              <w:t>s01q32, s01q36, s01q38, s04q37_modif, s02q33, s02q34, s01q00b</w:t>
+              <w:t>—</w:t>
             </w:r>
           </w:p>
         </w:tc>
@@ -1745,7 +1745,7 @@
                 <w:i w:val="0"/>
                 <w:sz w:val="17"/>
               </w:rPr>
-              <w:t>Peu probable!!! Vu l'âge (22 ans) de Fatou Thiam ou l'année à laquelle Fatou Thiam a fréquenté l'école pour la dernière fois (2016) le dernier diplome de Fatou Thiam ne peut être le Certificat d'études primaires (CEP), prière de corriger cette incohérence ou confirmer avec le QG.</w:t>
+              <w:t>Incohérent !!! Fatou Thiam s'est consulté la première fois pour cette maladie (Problème d'estomac (ulcère, cancer, etc.</w:t>
             </w:r>
           </w:p>
         </w:tc>
@@ -1835,7 +1835,7 @@
                 <w:i w:val="0"/>
                 <w:sz w:val="17"/>
               </w:rPr>
-              <w:t>Incohérent !!! Fatou Thiam s'est consulté la première fois pour cette maladie (Problème d'estomac (ulcère, cancer, etc.</w:t>
+              <w:t>Prière de verifier cette incohérence auprès de l'enquêté ou confirmer.</w:t>
             </w:r>
           </w:p>
         </w:tc>
@@ -1868,7 +1868,7 @@
                 <w:i w:val="0"/>
                 <w:sz w:val="16"/>
               </w:rPr>
-              <w:t>S03</w:t>
+              <w:t>S07</w:t>
               <w:br/>
             </w:r>
             <w:r>
@@ -1878,7 +1878,7 @@
                 <w:color w:val="64748B"/>
                 <w:sz w:val="14"/>
               </w:rPr>
-              <w:t>Santé</w:t>
+              <w:t>Consommation alimentaire</w:t>
             </w:r>
           </w:p>
         </w:tc>
@@ -1894,7 +1894,7 @@
                 <w:color w:val="16A34A"/>
                 <w:sz w:val="16"/>
               </w:rPr>
-              <w:t>—</w:t>
+              <w:t>s00q27, s01q00a, s01q12, s01q13, s02q04, s03q11, s03q12, s01q01</w:t>
             </w:r>
           </w:p>
         </w:tc>
@@ -1925,7 +1925,7 @@
                 <w:i w:val="0"/>
                 <w:sz w:val="17"/>
               </w:rPr>
-              <w:t>Prière de verifier cette incohérence auprès de l'enquêté ou confirmer.</w:t>
+              <w:t>Avertissement!!! Le ménage a consommé 77 miche de Moyen de Pain moderne  ce qui semble incoherent pour une consommation aucours des 7 derniers jours, prière de verifier et corriger.</w:t>
             </w:r>
           </w:p>
         </w:tc>
@@ -1958,7 +1958,7 @@
                 <w:i w:val="0"/>
                 <w:sz w:val="16"/>
               </w:rPr>
-              <w:t>S07</w:t>
+              <w:t>S16</w:t>
               <w:br/>
             </w:r>
             <w:r>
@@ -1968,7 +1968,7 @@
                 <w:color w:val="64748B"/>
                 <w:sz w:val="14"/>
               </w:rPr>
-              <w:t>Consommation alimentaire</w:t>
+              <w:t>Agriculture</w:t>
             </w:r>
           </w:p>
         </w:tc>
@@ -1984,7 +1984,7 @@
                 <w:color w:val="16A34A"/>
                 <w:sz w:val="16"/>
               </w:rPr>
-              <w:t>s00q27, s01q00a, s01q12, s01q13, s02q04, s03q11, s03q12, s01q01</w:t>
+              <w:t>s16dq05a, s16dq05c</w:t>
             </w:r>
           </w:p>
         </w:tc>
@@ -2015,7 +2015,7 @@
                 <w:i w:val="0"/>
                 <w:sz w:val="17"/>
               </w:rPr>
-              <w:t>Avertissement!!! Le ménage a consommé 77 miche de Moyen de Pain moderne  ce qui semble incoherent pour une consommation aucours des 7 derniers jours, prière de verifier et corriger.</w:t>
+              <w:t>La quantité de s16dq05a estimée en Kg est incohérente avec la prise dans la question s16dq05c, prière de bien estimer et mettre la valeur exacte.</w:t>
             </w:r>
           </w:p>
         </w:tc>
@@ -2074,7 +2074,7 @@
                 <w:color w:val="16A34A"/>
                 <w:sz w:val="16"/>
               </w:rPr>
-              <w:t>s16dq05a, s16dq05c</w:t>
+              <w:t>s00q07a, s00q08, s00q10, s00q13_0, s00q15_0, s00q17_0, s00q23a, s00q23b</w:t>
             </w:r>
           </w:p>
         </w:tc>
@@ -2105,7 +2105,7 @@
                 <w:i w:val="0"/>
                 <w:sz w:val="17"/>
               </w:rPr>
-              <w:t>La quantité de s16dq05a estimée en Kg est incohérente avec la prise dans la question s16dq05c, prière de bien estimer et mettre la valeur exacte.</w:t>
+              <w:t>La somme des quantités consommées (0 kg), des quantités offertes (0 kg),  des quantités vendus (3600 kg) et des quantités en stock (0 kg) depasse la quantité totale (2 kg) que le ménage a eu après la recolte de Mil , prière de corriger cette incoherence.</w:t>
             </w:r>
           </w:p>
         </w:tc>
@@ -2195,7 +2195,7 @@
                 <w:i w:val="0"/>
                 <w:sz w:val="17"/>
               </w:rPr>
-              <w:t>La somme des quantités consommées (0 kg), des quantités offertes (0 kg),  des quantités vendus (3600 kg) et des quantités en stock (0 kg) depasse la quantité totale (2 kg) que le ménage a eu après la recolte de Mil , prière de corriger cette incoherence.</w:t>
+              <w:t>La somme des quantités consommées (0 kg), des quantités offertes (0 kg),  des quantités vendus (3600 kg) et des quantités en stock (0 kg) depasse la quantité totale (2200 kg) que le ménage a eu après la recolte de Mil , prière de corriger cette incoherence.</w:t>
             </w:r>
           </w:p>
         </w:tc>
@@ -2228,7 +2228,7 @@
                 <w:i w:val="0"/>
                 <w:sz w:val="16"/>
               </w:rPr>
-              <w:t>S16</w:t>
+              <w:t>S20</w:t>
               <w:br/>
             </w:r>
             <w:r>
@@ -2238,7 +2238,7 @@
                 <w:color w:val="64748B"/>
                 <w:sz w:val="14"/>
               </w:rPr>
-              <w:t>Agriculture</w:t>
+              <w:t>Gouvernance / autres</w:t>
             </w:r>
           </w:p>
         </w:tc>
@@ -2254,7 +2254,7 @@
                 <w:color w:val="16A34A"/>
                 <w:sz w:val="16"/>
               </w:rPr>
-              <w:t>s00q07a, s00q08, s00q10, s00q13_0, s00q15_0, s00q17_0, s00q23a, s00q23b</w:t>
+              <w:t>—</w:t>
             </w:r>
           </w:p>
         </w:tc>
@@ -2285,7 +2285,7 @@
                 <w:i w:val="0"/>
                 <w:sz w:val="17"/>
               </w:rPr>
-              <w:t>La somme des quantités consommées (0 kg), des quantités offertes (0 kg),  des quantités vendus (3600 kg) et des quantités en stock (0 kg) depasse la quantité totale (2200 kg) que le ménage a eu après la recolte de Mil , prière de corriger cette incoherence.</w:t>
+              <w:t>Incohérence détectée ! Le ménage a précédemment déclaré vivre « Bien » ou « Assez bien » selon son revenu en 20A.02.</w:t>
             </w:r>
           </w:p>
         </w:tc>
@@ -2300,10 +2300,10 @@
               <w:rPr>
                 <w:b/>
                 <w:i w:val="0"/>
-                <w:color w:val="DC2626"/>
-                <w:sz w:val="16"/>
-              </w:rPr>
-              <w:t>Haute</w:t>
+                <w:color w:val="EA580C"/>
+                <w:sz w:val="16"/>
+              </w:rPr>
+              <w:t>Moyenne</w:t>
             </w:r>
           </w:p>
         </w:tc>
@@ -2318,7 +2318,7 @@
                 <w:i w:val="0"/>
                 <w:sz w:val="16"/>
               </w:rPr>
-              <w:t>S20</w:t>
+              <w:t>S00</w:t>
               <w:br/>
             </w:r>
             <w:r>
@@ -2328,7 +2328,7 @@
                 <w:color w:val="64748B"/>
                 <w:sz w:val="14"/>
               </w:rPr>
-              <w:t>Gouvernance / autres</w:t>
+              <w:t>Identification</w:t>
             </w:r>
           </w:p>
         </w:tc>
@@ -2344,7 +2344,7 @@
                 <w:color w:val="16A34A"/>
                 <w:sz w:val="16"/>
               </w:rPr>
-              <w:t>—</w:t>
+              <w:t>s00q27</w:t>
             </w:r>
           </w:p>
         </w:tc>
@@ -2375,7 +2375,7 @@
                 <w:i w:val="0"/>
                 <w:sz w:val="17"/>
               </w:rPr>
-              <w:t>Incohérence détectée ! Le ménage a précédemment déclaré vivre « Bien » ou « Assez bien » selon son revenu en 20A.02.</w:t>
+              <w:t>Le questionnaire semble ne pas être complètement fini mais le questionnaire est en statut complet, prière de compléter le questionnaire.</w:t>
             </w:r>
           </w:p>
         </w:tc>
@@ -2434,7 +2434,7 @@
                 <w:color w:val="16A34A"/>
                 <w:sz w:val="16"/>
               </w:rPr>
-              <w:t>s00q27</w:t>
+              <w:t>—</w:t>
             </w:r>
           </w:p>
         </w:tc>
@@ -2465,7 +2465,7 @@
                 <w:i w:val="0"/>
                 <w:sz w:val="17"/>
               </w:rPr>
-              <w:t>Le questionnaire semble ne pas être complètement fini mais le questionnaire est en statut complet, prière de compléter le questionnaire.</w:t>
+              <w:t>L'adresse ou la localisation du ménage doit être bien renseignée, ne doit pas contenir des numéros de téléphone et elle semble courte pour être une adresse.</w:t>
             </w:r>
           </w:p>
         </w:tc>
@@ -2555,7 +2555,7 @@
                 <w:i w:val="0"/>
                 <w:sz w:val="17"/>
               </w:rPr>
-              <w:t>L'adresse ou la localisation du ménage doit être bien renseignée, ne doit pas contenir des numéros de téléphone et elle semble courte pour être une adresse.</w:t>
+              <w:t>Prière de renseigner la bonne adresse.</w:t>
             </w:r>
           </w:p>
         </w:tc>
@@ -2588,7 +2588,7 @@
                 <w:i w:val="0"/>
                 <w:sz w:val="16"/>
               </w:rPr>
-              <w:t>S00</w:t>
+              <w:t>S01</w:t>
               <w:br/>
             </w:r>
             <w:r>
@@ -2598,7 +2598,7 @@
                 <w:color w:val="64748B"/>
                 <w:sz w:val="14"/>
               </w:rPr>
-              <w:t>Identification</w:t>
+              <w:t>Démographie</w:t>
             </w:r>
           </w:p>
         </w:tc>
@@ -2614,7 +2614,7 @@
                 <w:color w:val="16A34A"/>
                 <w:sz w:val="16"/>
               </w:rPr>
-              <w:t>—</w:t>
+              <w:t>s01q41a, s01q00b</w:t>
             </w:r>
           </w:p>
         </w:tc>
@@ -2645,7 +2645,7 @@
                 <w:i w:val="0"/>
                 <w:sz w:val="17"/>
               </w:rPr>
-              <w:t>Prière de renseigner la bonne adresse.</w:t>
+              <w:t>Attention ! Le montant (8700 Fcfa) dépensé ou reçu en cadeau pour les recharges internet ou de forfaits de données mobiles(hors appels vocaux), aucours des 30 derniers jours de  MOUSSA DIAGNE est relativement élevé par rapport aux autres montants depansés observés dans cette zone.</w:t>
             </w:r>
           </w:p>
         </w:tc>
@@ -2704,7 +2704,7 @@
                 <w:color w:val="16A34A"/>
                 <w:sz w:val="16"/>
               </w:rPr>
-              <w:t>s01q41a, s01q00b</w:t>
+              <w:t>—</w:t>
             </w:r>
           </w:p>
         </w:tc>
@@ -2735,7 +2735,7 @@
                 <w:i w:val="0"/>
                 <w:sz w:val="17"/>
               </w:rPr>
-              <w:t>Attention ! Le montant (8700 Fcfa) dépensé ou reçu en cadeau pour les recharges internet ou de forfaits de données mobiles(hors appels vocaux), aucours des 30 derniers jours de  MOUSSA DIAGNE est relativement élevé par rapport aux autres montants depansés observés dans cette zone.</w:t>
+              <w:t>Prière de corriger ou de confirmer avec le QG.</w:t>
             </w:r>
           </w:p>
         </w:tc>
@@ -2825,7 +2825,7 @@
                 <w:i w:val="0"/>
                 <w:sz w:val="17"/>
               </w:rPr>
-              <w:t>Prière de corriger ou de confirmer avec le QG.</w:t>
+              <w:t>Prière de verifier l'information donnée par MOUSSA DIAGNE ou corriger au niveau de la section 1.</w:t>
             </w:r>
           </w:p>
         </w:tc>
@@ -2884,7 +2884,7 @@
                 <w:color w:val="16A34A"/>
                 <w:sz w:val="16"/>
               </w:rPr>
-              <w:t>—</w:t>
+              <w:t>s01q00</w:t>
             </w:r>
           </w:p>
         </w:tc>
@@ -2915,7 +2915,7 @@
                 <w:i w:val="0"/>
                 <w:sz w:val="17"/>
               </w:rPr>
-              <w:t>Prière de verifier l'information donnée par MOUSSA DIAGNE ou corriger au niveau de la section 1.</w:t>
+              <w:t>Attention ! Vous avez déclaré en s01q00 que le répondant est la personne elle-même, or thierno diagne est trop jeune (5 ans) pour fournir des informations correctes.</w:t>
             </w:r>
           </w:p>
         </w:tc>
@@ -3005,7 +3005,7 @@
                 <w:i w:val="0"/>
                 <w:sz w:val="17"/>
               </w:rPr>
-              <w:t>Prière de verifier l'information donnée par Aladji Keba diagne ou corriger au niveau de la section 1.</w:t>
+              <w:t>Prière de refaire la section 1 pour thierno diagne en demandant à un adulte de répondre aux questions à sa place.</w:t>
             </w:r>
           </w:p>
         </w:tc>
@@ -3095,7 +3095,7 @@
                 <w:i w:val="0"/>
                 <w:sz w:val="17"/>
               </w:rPr>
-              <w:t>Prière de verifier l'information donnée par mountakha thioye ou corriger au niveau de la section 1.</w:t>
+              <w:t>Prière de verifier l'information donnée par thierno diagne ou corriger au niveau de la section 1.</w:t>
             </w:r>
           </w:p>
         </w:tc>
@@ -3154,7 +3154,7 @@
                 <w:color w:val="16A34A"/>
                 <w:sz w:val="16"/>
               </w:rPr>
-              <w:t>s00q27, s01q03a, s01q03b, s01q03c, s01q00b</w:t>
+              <w:t>—</w:t>
             </w:r>
           </w:p>
         </w:tc>
@@ -3185,7 +3185,7 @@
                 <w:i w:val="0"/>
                 <w:sz w:val="17"/>
               </w:rPr>
-              <w:t>Les informations sur l'acte de naissance (ni Jours, ni mois et ni années) de  Moustapha diagne  manquent, s'il vous plait pouvez-vous fournir d'effort pour avoir ces informations.</w:t>
+              <w:t>Prière de verifier l'information donnée par Aladji Keba diagne ou corriger au niveau de la section 1.</w:t>
             </w:r>
           </w:p>
         </w:tc>
@@ -3334,7 +3334,7 @@
                 <w:color w:val="16A34A"/>
                 <w:sz w:val="16"/>
               </w:rPr>
-              <w:t>s00q27, s01q03a, s01q03b, s01q03c, s01q00b</w:t>
+              <w:t>—</w:t>
             </w:r>
           </w:p>
         </w:tc>
@@ -3365,7 +3365,7 @@
                 <w:i w:val="0"/>
                 <w:sz w:val="17"/>
               </w:rPr>
-              <w:t>Les informations sur l'acte de naissance (ni Jours, ni mois et ni années) de  Ndeye yacine cissé  manquent, s'il vous plait pouvez-vous fournir d'effort pour avoir ces informations.</w:t>
+              <w:t>Prière de verifier l'information donnée par mountakha thioye ou corriger au niveau de la section 1.</w:t>
             </w:r>
           </w:p>
         </w:tc>
@@ -3424,7 +3424,7 @@
                 <w:color w:val="16A34A"/>
                 <w:sz w:val="16"/>
               </w:rPr>
-              <w:t>s00q27, s01q03a, s01q03b, s01q03c, s01q00b</w:t>
+              <w:t>s01q10_1</w:t>
             </w:r>
           </w:p>
         </w:tc>
@@ -3455,997 +3455,7 @@
                 <w:i w:val="0"/>
                 <w:sz w:val="17"/>
               </w:rPr>
-              <w:t>Les informations sur l'acte de naissance (ni Jours, ni mois et ni années) de  Seynabou diagne  manquent, s'il vous plait pouvez-vous fournir d'effort pour avoir ces informations.</w:t>
-            </w:r>
-          </w:p>
-        </w:tc>
-      </w:tr>
-      <w:tr>
-        <w:tc>
-          <w:tcPr>
-            <w:tcW w:type="dxa" w:w="964"/>
-          </w:tcPr>
-          <w:p>
-            <w:r>
-              <w:rPr>
-                <w:b/>
-                <w:i w:val="0"/>
-                <w:color w:val="EA580C"/>
-                <w:sz w:val="16"/>
-              </w:rPr>
-              <w:t>Moyenne</w:t>
-            </w:r>
-          </w:p>
-        </w:tc>
-        <w:tc>
-          <w:tcPr>
-            <w:tcW w:type="dxa" w:w="1247"/>
-          </w:tcPr>
-          <w:p>
-            <w:r>
-              <w:rPr>
-                <w:b/>
-                <w:i w:val="0"/>
-                <w:sz w:val="16"/>
-              </w:rPr>
-              <w:t>S01</w:t>
-              <w:br/>
-            </w:r>
-            <w:r>
-              <w:rPr>
-                <w:b w:val="0"/>
-                <w:i w:val="0"/>
-                <w:color w:val="64748B"/>
-                <w:sz w:val="14"/>
-              </w:rPr>
-              <w:t>Démographie</w:t>
-            </w:r>
-          </w:p>
-        </w:tc>
-        <w:tc>
-          <w:tcPr>
-            <w:tcW w:type="dxa" w:w="1531"/>
-          </w:tcPr>
-          <w:p>
-            <w:r>
-              <w:rPr>
-                <w:b/>
-                <w:i w:val="0"/>
-                <w:color w:val="16A34A"/>
-                <w:sz w:val="16"/>
-              </w:rPr>
-              <w:t>s00q27, s01q03a, s01q03b, s01q03c, s01q00b</w:t>
-            </w:r>
-          </w:p>
-        </w:tc>
-        <w:tc>
-          <w:tcPr>
-            <w:tcW w:type="dxa" w:w="1191"/>
-          </w:tcPr>
-          <w:p>
-            <w:r>
-              <w:rPr>
-                <w:b w:val="0"/>
-                <w:i w:val="0"/>
-                <w:color w:val="64748B"/>
-                <w:sz w:val="16"/>
-              </w:rPr>
-              <w:t>GT-CQ</w:t>
-            </w:r>
-          </w:p>
-        </w:tc>
-        <w:tc>
-          <w:tcPr>
-            <w:tcW w:type="dxa" w:w="4706"/>
-          </w:tcPr>
-          <w:p>
-            <w:r>
-              <w:rPr>
-                <w:b w:val="0"/>
-                <w:i w:val="0"/>
-                <w:sz w:val="17"/>
-              </w:rPr>
-              <w:t>Les informations sur l'acte de naissance (ni Jours, ni mois et ni années) de  aladji diagne2  manquent, s'il vous plait pouvez-vous fournir d'effort pour avoir ces informations.</w:t>
-            </w:r>
-          </w:p>
-        </w:tc>
-      </w:tr>
-      <w:tr>
-        <w:tc>
-          <w:tcPr>
-            <w:tcW w:type="dxa" w:w="964"/>
-          </w:tcPr>
-          <w:p>
-            <w:r>
-              <w:rPr>
-                <w:b/>
-                <w:i w:val="0"/>
-                <w:color w:val="EA580C"/>
-                <w:sz w:val="16"/>
-              </w:rPr>
-              <w:t>Moyenne</w:t>
-            </w:r>
-          </w:p>
-        </w:tc>
-        <w:tc>
-          <w:tcPr>
-            <w:tcW w:type="dxa" w:w="1247"/>
-          </w:tcPr>
-          <w:p>
-            <w:r>
-              <w:rPr>
-                <w:b/>
-                <w:i w:val="0"/>
-                <w:sz w:val="16"/>
-              </w:rPr>
-              <w:t>S01</w:t>
-              <w:br/>
-            </w:r>
-            <w:r>
-              <w:rPr>
-                <w:b w:val="0"/>
-                <w:i w:val="0"/>
-                <w:color w:val="64748B"/>
-                <w:sz w:val="14"/>
-              </w:rPr>
-              <w:t>Démographie</w:t>
-            </w:r>
-          </w:p>
-        </w:tc>
-        <w:tc>
-          <w:tcPr>
-            <w:tcW w:type="dxa" w:w="1531"/>
-          </w:tcPr>
-          <w:p>
-            <w:r>
-              <w:rPr>
-                <w:b/>
-                <w:i w:val="0"/>
-                <w:color w:val="16A34A"/>
-                <w:sz w:val="16"/>
-              </w:rPr>
-              <w:t>s00q27, s01q03a, s01q03b, s01q03c, s01q00b</w:t>
-            </w:r>
-          </w:p>
-        </w:tc>
-        <w:tc>
-          <w:tcPr>
-            <w:tcW w:type="dxa" w:w="1191"/>
-          </w:tcPr>
-          <w:p>
-            <w:r>
-              <w:rPr>
-                <w:b w:val="0"/>
-                <w:i w:val="0"/>
-                <w:color w:val="64748B"/>
-                <w:sz w:val="16"/>
-              </w:rPr>
-              <w:t>GT-CQ</w:t>
-            </w:r>
-          </w:p>
-        </w:tc>
-        <w:tc>
-          <w:tcPr>
-            <w:tcW w:type="dxa" w:w="4706"/>
-          </w:tcPr>
-          <w:p>
-            <w:r>
-              <w:rPr>
-                <w:b w:val="0"/>
-                <w:i w:val="0"/>
-                <w:sz w:val="17"/>
-              </w:rPr>
-              <w:t>Les informations sur l'acte de naissance (ni Jours, ni mois et ni années) de  ameth diagne  manquent, s'il vous plait pouvez-vous fournir d'effort pour avoir ces informations.</w:t>
-            </w:r>
-          </w:p>
-        </w:tc>
-      </w:tr>
-      <w:tr>
-        <w:tc>
-          <w:tcPr>
-            <w:tcW w:type="dxa" w:w="964"/>
-          </w:tcPr>
-          <w:p>
-            <w:r>
-              <w:rPr>
-                <w:b/>
-                <w:i w:val="0"/>
-                <w:color w:val="EA580C"/>
-                <w:sz w:val="16"/>
-              </w:rPr>
-              <w:t>Moyenne</w:t>
-            </w:r>
-          </w:p>
-        </w:tc>
-        <w:tc>
-          <w:tcPr>
-            <w:tcW w:type="dxa" w:w="1247"/>
-          </w:tcPr>
-          <w:p>
-            <w:r>
-              <w:rPr>
-                <w:b/>
-                <w:i w:val="0"/>
-                <w:sz w:val="16"/>
-              </w:rPr>
-              <w:t>S01</w:t>
-              <w:br/>
-            </w:r>
-            <w:r>
-              <w:rPr>
-                <w:b w:val="0"/>
-                <w:i w:val="0"/>
-                <w:color w:val="64748B"/>
-                <w:sz w:val="14"/>
-              </w:rPr>
-              <w:t>Démographie</w:t>
-            </w:r>
-          </w:p>
-        </w:tc>
-        <w:tc>
-          <w:tcPr>
-            <w:tcW w:type="dxa" w:w="1531"/>
-          </w:tcPr>
-          <w:p>
-            <w:r>
-              <w:rPr>
-                <w:b/>
-                <w:i w:val="0"/>
-                <w:color w:val="16A34A"/>
-                <w:sz w:val="16"/>
-              </w:rPr>
-              <w:t>s01q04a, s01q03b</w:t>
-            </w:r>
-          </w:p>
-        </w:tc>
-        <w:tc>
-          <w:tcPr>
-            <w:tcW w:type="dxa" w:w="1191"/>
-          </w:tcPr>
-          <w:p>
-            <w:r>
-              <w:rPr>
-                <w:b w:val="0"/>
-                <w:i w:val="0"/>
-                <w:color w:val="64748B"/>
-                <w:sz w:val="16"/>
-              </w:rPr>
-              <w:t>GT-CQ</w:t>
-            </w:r>
-          </w:p>
-        </w:tc>
-        <w:tc>
-          <w:tcPr>
-            <w:tcW w:type="dxa" w:w="4706"/>
-          </w:tcPr>
-          <w:p>
-            <w:r>
-              <w:rPr>
-                <w:b w:val="0"/>
-                <w:i w:val="0"/>
-                <w:sz w:val="17"/>
-              </w:rPr>
-              <w:t>Le mois de l'enfant ( ameth diagne ) n'est pas connu mais vous avez declaré en s01q04a le nombre de mois, prière de changer NSP au niveau de s01q03b.</w:t>
-            </w:r>
-          </w:p>
-        </w:tc>
-      </w:tr>
-      <w:tr>
-        <w:tc>
-          <w:tcPr>
-            <w:tcW w:type="dxa" w:w="964"/>
-          </w:tcPr>
-          <w:p>
-            <w:r>
-              <w:rPr>
-                <w:b/>
-                <w:i w:val="0"/>
-                <w:color w:val="EA580C"/>
-                <w:sz w:val="16"/>
-              </w:rPr>
-              <w:t>Moyenne</w:t>
-            </w:r>
-          </w:p>
-        </w:tc>
-        <w:tc>
-          <w:tcPr>
-            <w:tcW w:type="dxa" w:w="1247"/>
-          </w:tcPr>
-          <w:p>
-            <w:r>
-              <w:rPr>
-                <w:b/>
-                <w:i w:val="0"/>
-                <w:sz w:val="16"/>
-              </w:rPr>
-              <w:t>S01</w:t>
-              <w:br/>
-            </w:r>
-            <w:r>
-              <w:rPr>
-                <w:b w:val="0"/>
-                <w:i w:val="0"/>
-                <w:color w:val="64748B"/>
-                <w:sz w:val="14"/>
-              </w:rPr>
-              <w:t>Démographie</w:t>
-            </w:r>
-          </w:p>
-        </w:tc>
-        <w:tc>
-          <w:tcPr>
-            <w:tcW w:type="dxa" w:w="1531"/>
-          </w:tcPr>
-          <w:p>
-            <w:r>
-              <w:rPr>
-                <w:b/>
-                <w:i w:val="0"/>
-                <w:color w:val="16A34A"/>
-                <w:sz w:val="16"/>
-              </w:rPr>
-              <w:t>s00q27, s01q03a, s01q03b, s01q03c, s01q00b</w:t>
-            </w:r>
-          </w:p>
-        </w:tc>
-        <w:tc>
-          <w:tcPr>
-            <w:tcW w:type="dxa" w:w="1191"/>
-          </w:tcPr>
-          <w:p>
-            <w:r>
-              <w:rPr>
-                <w:b w:val="0"/>
-                <w:i w:val="0"/>
-                <w:color w:val="64748B"/>
-                <w:sz w:val="16"/>
-              </w:rPr>
-              <w:t>GT-CQ</w:t>
-            </w:r>
-          </w:p>
-        </w:tc>
-        <w:tc>
-          <w:tcPr>
-            <w:tcW w:type="dxa" w:w="4706"/>
-          </w:tcPr>
-          <w:p>
-            <w:r>
-              <w:rPr>
-                <w:b w:val="0"/>
-                <w:i w:val="0"/>
-                <w:sz w:val="17"/>
-              </w:rPr>
-              <w:t>Les informations sur l'acte de naissance (ni Jours, ni mois et ni années) de  kine diagne  manquent, s'il vous plait pouvez-vous fournir d'effort pour avoir ces informations.</w:t>
-            </w:r>
-          </w:p>
-        </w:tc>
-      </w:tr>
-      <w:tr>
-        <w:tc>
-          <w:tcPr>
-            <w:tcW w:type="dxa" w:w="964"/>
-          </w:tcPr>
-          <w:p>
-            <w:r>
-              <w:rPr>
-                <w:b/>
-                <w:i w:val="0"/>
-                <w:color w:val="EA580C"/>
-                <w:sz w:val="16"/>
-              </w:rPr>
-              <w:t>Moyenne</w:t>
-            </w:r>
-          </w:p>
-        </w:tc>
-        <w:tc>
-          <w:tcPr>
-            <w:tcW w:type="dxa" w:w="1247"/>
-          </w:tcPr>
-          <w:p>
-            <w:r>
-              <w:rPr>
-                <w:b/>
-                <w:i w:val="0"/>
-                <w:sz w:val="16"/>
-              </w:rPr>
-              <w:t>S01</w:t>
-              <w:br/>
-            </w:r>
-            <w:r>
-              <w:rPr>
-                <w:b w:val="0"/>
-                <w:i w:val="0"/>
-                <w:color w:val="64748B"/>
-                <w:sz w:val="14"/>
-              </w:rPr>
-              <w:t>Démographie</w:t>
-            </w:r>
-          </w:p>
-        </w:tc>
-        <w:tc>
-          <w:tcPr>
-            <w:tcW w:type="dxa" w:w="1531"/>
-          </w:tcPr>
-          <w:p>
-            <w:r>
-              <w:rPr>
-                <w:b/>
-                <w:i w:val="0"/>
-                <w:color w:val="16A34A"/>
-                <w:sz w:val="16"/>
-              </w:rPr>
-              <w:t>s01q04a, s01q03b</w:t>
-            </w:r>
-          </w:p>
-        </w:tc>
-        <w:tc>
-          <w:tcPr>
-            <w:tcW w:type="dxa" w:w="1191"/>
-          </w:tcPr>
-          <w:p>
-            <w:r>
-              <w:rPr>
-                <w:b w:val="0"/>
-                <w:i w:val="0"/>
-                <w:color w:val="64748B"/>
-                <w:sz w:val="16"/>
-              </w:rPr>
-              <w:t>GT-CQ</w:t>
-            </w:r>
-          </w:p>
-        </w:tc>
-        <w:tc>
-          <w:tcPr>
-            <w:tcW w:type="dxa" w:w="4706"/>
-          </w:tcPr>
-          <w:p>
-            <w:r>
-              <w:rPr>
-                <w:b w:val="0"/>
-                <w:i w:val="0"/>
-                <w:sz w:val="17"/>
-              </w:rPr>
-              <w:t>Le mois de l'enfant ( kine diagne ) n'est pas connu mais vous avez declaré en s01q04a le nombre de mois, prière de changer NSP au niveau de s01q03b.</w:t>
-            </w:r>
-          </w:p>
-        </w:tc>
-      </w:tr>
-      <w:tr>
-        <w:tc>
-          <w:tcPr>
-            <w:tcW w:type="dxa" w:w="964"/>
-          </w:tcPr>
-          <w:p>
-            <w:r>
-              <w:rPr>
-                <w:b/>
-                <w:i w:val="0"/>
-                <w:color w:val="EA580C"/>
-                <w:sz w:val="16"/>
-              </w:rPr>
-              <w:t>Moyenne</w:t>
-            </w:r>
-          </w:p>
-        </w:tc>
-        <w:tc>
-          <w:tcPr>
-            <w:tcW w:type="dxa" w:w="1247"/>
-          </w:tcPr>
-          <w:p>
-            <w:r>
-              <w:rPr>
-                <w:b/>
-                <w:i w:val="0"/>
-                <w:sz w:val="16"/>
-              </w:rPr>
-              <w:t>S01</w:t>
-              <w:br/>
-            </w:r>
-            <w:r>
-              <w:rPr>
-                <w:b w:val="0"/>
-                <w:i w:val="0"/>
-                <w:color w:val="64748B"/>
-                <w:sz w:val="14"/>
-              </w:rPr>
-              <w:t>Démographie</w:t>
-            </w:r>
-          </w:p>
-        </w:tc>
-        <w:tc>
-          <w:tcPr>
-            <w:tcW w:type="dxa" w:w="1531"/>
-          </w:tcPr>
-          <w:p>
-            <w:r>
-              <w:rPr>
-                <w:b/>
-                <w:i w:val="0"/>
-                <w:color w:val="16A34A"/>
-                <w:sz w:val="16"/>
-              </w:rPr>
-              <w:t>s00q27, s01q03a, s01q03b, s01q03c, s01q00b</w:t>
-            </w:r>
-          </w:p>
-        </w:tc>
-        <w:tc>
-          <w:tcPr>
-            <w:tcW w:type="dxa" w:w="1191"/>
-          </w:tcPr>
-          <w:p>
-            <w:r>
-              <w:rPr>
-                <w:b w:val="0"/>
-                <w:i w:val="0"/>
-                <w:color w:val="64748B"/>
-                <w:sz w:val="16"/>
-              </w:rPr>
-              <w:t>GT-CQ</w:t>
-            </w:r>
-          </w:p>
-        </w:tc>
-        <w:tc>
-          <w:tcPr>
-            <w:tcW w:type="dxa" w:w="4706"/>
-          </w:tcPr>
-          <w:p>
-            <w:r>
-              <w:rPr>
-                <w:b w:val="0"/>
-                <w:i w:val="0"/>
-                <w:sz w:val="17"/>
-              </w:rPr>
-              <w:t>Les informations sur l'acte de naissance (ni Jours, ni mois et ni années) de  thierno diagne  manquent, s'il vous plait pouvez-vous fournir d'effort pour avoir ces informations.</w:t>
-            </w:r>
-          </w:p>
-        </w:tc>
-      </w:tr>
-      <w:tr>
-        <w:tc>
-          <w:tcPr>
-            <w:tcW w:type="dxa" w:w="964"/>
-          </w:tcPr>
-          <w:p>
-            <w:r>
-              <w:rPr>
-                <w:b/>
-                <w:i w:val="0"/>
-                <w:color w:val="EA580C"/>
-                <w:sz w:val="16"/>
-              </w:rPr>
-              <w:t>Moyenne</w:t>
-            </w:r>
-          </w:p>
-        </w:tc>
-        <w:tc>
-          <w:tcPr>
-            <w:tcW w:type="dxa" w:w="1247"/>
-          </w:tcPr>
-          <w:p>
-            <w:r>
-              <w:rPr>
-                <w:b/>
-                <w:i w:val="0"/>
-                <w:sz w:val="16"/>
-              </w:rPr>
-              <w:t>S01</w:t>
-              <w:br/>
-            </w:r>
-            <w:r>
-              <w:rPr>
-                <w:b w:val="0"/>
-                <w:i w:val="0"/>
-                <w:color w:val="64748B"/>
-                <w:sz w:val="14"/>
-              </w:rPr>
-              <w:t>Démographie</w:t>
-            </w:r>
-          </w:p>
-        </w:tc>
-        <w:tc>
-          <w:tcPr>
-            <w:tcW w:type="dxa" w:w="1531"/>
-          </w:tcPr>
-          <w:p>
-            <w:r>
-              <w:rPr>
-                <w:b/>
-                <w:i w:val="0"/>
-                <w:color w:val="16A34A"/>
-                <w:sz w:val="16"/>
-              </w:rPr>
-              <w:t>s01q00</w:t>
-            </w:r>
-          </w:p>
-        </w:tc>
-        <w:tc>
-          <w:tcPr>
-            <w:tcW w:type="dxa" w:w="1191"/>
-          </w:tcPr>
-          <w:p>
-            <w:r>
-              <w:rPr>
-                <w:b w:val="0"/>
-                <w:i w:val="0"/>
-                <w:color w:val="64748B"/>
-                <w:sz w:val="16"/>
-              </w:rPr>
-              <w:t>GT-CQ</w:t>
-            </w:r>
-          </w:p>
-        </w:tc>
-        <w:tc>
-          <w:tcPr>
-            <w:tcW w:type="dxa" w:w="4706"/>
-          </w:tcPr>
-          <w:p>
-            <w:r>
-              <w:rPr>
-                <w:b w:val="0"/>
-                <w:i w:val="0"/>
-                <w:sz w:val="17"/>
-              </w:rPr>
-              <w:t>Attention ! Vous avez déclaré en s01q00 que le répondant est la personne elle-même, or thierno diagne est trop jeune (5 ans) pour fournir des informations correctes.</w:t>
-            </w:r>
-          </w:p>
-        </w:tc>
-      </w:tr>
-      <w:tr>
-        <w:tc>
-          <w:tcPr>
-            <w:tcW w:type="dxa" w:w="964"/>
-          </w:tcPr>
-          <w:p>
-            <w:r>
-              <w:rPr>
-                <w:b/>
-                <w:i w:val="0"/>
-                <w:color w:val="EA580C"/>
-                <w:sz w:val="16"/>
-              </w:rPr>
-              <w:t>Moyenne</w:t>
-            </w:r>
-          </w:p>
-        </w:tc>
-        <w:tc>
-          <w:tcPr>
-            <w:tcW w:type="dxa" w:w="1247"/>
-          </w:tcPr>
-          <w:p>
-            <w:r>
-              <w:rPr>
-                <w:b/>
-                <w:i w:val="0"/>
-                <w:sz w:val="16"/>
-              </w:rPr>
-              <w:t>S01</w:t>
-              <w:br/>
-            </w:r>
-            <w:r>
-              <w:rPr>
-                <w:b w:val="0"/>
-                <w:i w:val="0"/>
-                <w:color w:val="64748B"/>
-                <w:sz w:val="14"/>
-              </w:rPr>
-              <w:t>Démographie</w:t>
-            </w:r>
-          </w:p>
-        </w:tc>
-        <w:tc>
-          <w:tcPr>
-            <w:tcW w:type="dxa" w:w="1531"/>
-          </w:tcPr>
-          <w:p>
-            <w:r>
-              <w:rPr>
-                <w:b/>
-                <w:i w:val="0"/>
-                <w:color w:val="16A34A"/>
-                <w:sz w:val="16"/>
-              </w:rPr>
-              <w:t>—</w:t>
-            </w:r>
-          </w:p>
-        </w:tc>
-        <w:tc>
-          <w:tcPr>
-            <w:tcW w:type="dxa" w:w="1191"/>
-          </w:tcPr>
-          <w:p>
-            <w:r>
-              <w:rPr>
-                <w:b w:val="0"/>
-                <w:i w:val="0"/>
-                <w:color w:val="64748B"/>
-                <w:sz w:val="16"/>
-              </w:rPr>
-              <w:t>GT-CQ</w:t>
-            </w:r>
-          </w:p>
-        </w:tc>
-        <w:tc>
-          <w:tcPr>
-            <w:tcW w:type="dxa" w:w="4706"/>
-          </w:tcPr>
-          <w:p>
-            <w:r>
-              <w:rPr>
-                <w:b w:val="0"/>
-                <w:i w:val="0"/>
-                <w:sz w:val="17"/>
-              </w:rPr>
-              <w:t>Prière de refaire la section 1 pour thierno diagne en demandant à un adulte de répondre aux questions à sa place.</w:t>
-            </w:r>
-          </w:p>
-        </w:tc>
-      </w:tr>
-      <w:tr>
-        <w:tc>
-          <w:tcPr>
-            <w:tcW w:type="dxa" w:w="964"/>
-          </w:tcPr>
-          <w:p>
-            <w:r>
-              <w:rPr>
-                <w:b/>
-                <w:i w:val="0"/>
-                <w:color w:val="EA580C"/>
-                <w:sz w:val="16"/>
-              </w:rPr>
-              <w:t>Moyenne</w:t>
-            </w:r>
-          </w:p>
-        </w:tc>
-        <w:tc>
-          <w:tcPr>
-            <w:tcW w:type="dxa" w:w="1247"/>
-          </w:tcPr>
-          <w:p>
-            <w:r>
-              <w:rPr>
-                <w:b/>
-                <w:i w:val="0"/>
-                <w:sz w:val="16"/>
-              </w:rPr>
-              <w:t>S01</w:t>
-              <w:br/>
-            </w:r>
-            <w:r>
-              <w:rPr>
-                <w:b w:val="0"/>
-                <w:i w:val="0"/>
-                <w:color w:val="64748B"/>
-                <w:sz w:val="14"/>
-              </w:rPr>
-              <w:t>Démographie</w:t>
-            </w:r>
-          </w:p>
-        </w:tc>
-        <w:tc>
-          <w:tcPr>
-            <w:tcW w:type="dxa" w:w="1531"/>
-          </w:tcPr>
-          <w:p>
-            <w:r>
-              <w:rPr>
-                <w:b/>
-                <w:i w:val="0"/>
-                <w:color w:val="16A34A"/>
-                <w:sz w:val="16"/>
-              </w:rPr>
-              <w:t>—</w:t>
-            </w:r>
-          </w:p>
-        </w:tc>
-        <w:tc>
-          <w:tcPr>
-            <w:tcW w:type="dxa" w:w="1191"/>
-          </w:tcPr>
-          <w:p>
-            <w:r>
-              <w:rPr>
-                <w:b w:val="0"/>
-                <w:i w:val="0"/>
-                <w:color w:val="64748B"/>
-                <w:sz w:val="16"/>
-              </w:rPr>
-              <w:t>GT-CQ</w:t>
-            </w:r>
-          </w:p>
-        </w:tc>
-        <w:tc>
-          <w:tcPr>
-            <w:tcW w:type="dxa" w:w="4706"/>
-          </w:tcPr>
-          <w:p>
-            <w:r>
-              <w:rPr>
-                <w:b w:val="0"/>
-                <w:i w:val="0"/>
-                <w:sz w:val="17"/>
-              </w:rPr>
-              <w:t>Prière de verifier l'information donnée par thierno diagne ou corriger au niveau de la section 1.</w:t>
-            </w:r>
-          </w:p>
-        </w:tc>
-      </w:tr>
-      <w:tr>
-        <w:tc>
-          <w:tcPr>
-            <w:tcW w:type="dxa" w:w="964"/>
-          </w:tcPr>
-          <w:p>
-            <w:r>
-              <w:rPr>
-                <w:b/>
-                <w:i w:val="0"/>
-                <w:color w:val="EA580C"/>
-                <w:sz w:val="16"/>
-              </w:rPr>
-              <w:t>Moyenne</w:t>
-            </w:r>
-          </w:p>
-        </w:tc>
-        <w:tc>
-          <w:tcPr>
-            <w:tcW w:type="dxa" w:w="1247"/>
-          </w:tcPr>
-          <w:p>
-            <w:r>
-              <w:rPr>
-                <w:b/>
-                <w:i w:val="0"/>
-                <w:sz w:val="16"/>
-              </w:rPr>
-              <w:t>S01</w:t>
-              <w:br/>
-            </w:r>
-            <w:r>
-              <w:rPr>
-                <w:b w:val="0"/>
-                <w:i w:val="0"/>
-                <w:color w:val="64748B"/>
-                <w:sz w:val="14"/>
-              </w:rPr>
-              <w:t>Démographie</w:t>
-            </w:r>
-          </w:p>
-        </w:tc>
-        <w:tc>
-          <w:tcPr>
-            <w:tcW w:type="dxa" w:w="1531"/>
-          </w:tcPr>
-          <w:p>
-            <w:r>
-              <w:rPr>
-                <w:b/>
-                <w:i w:val="0"/>
-                <w:color w:val="16A34A"/>
-                <w:sz w:val="16"/>
-              </w:rPr>
-              <w:t>s01q10_1</w:t>
-            </w:r>
-          </w:p>
-        </w:tc>
-        <w:tc>
-          <w:tcPr>
-            <w:tcW w:type="dxa" w:w="1191"/>
-          </w:tcPr>
-          <w:p>
-            <w:r>
-              <w:rPr>
-                <w:b w:val="0"/>
-                <w:i w:val="0"/>
-                <w:color w:val="64748B"/>
-                <w:sz w:val="16"/>
-              </w:rPr>
-              <w:t>GT-CQ</w:t>
-            </w:r>
-          </w:p>
-        </w:tc>
-        <w:tc>
-          <w:tcPr>
-            <w:tcW w:type="dxa" w:w="4706"/>
-          </w:tcPr>
-          <w:p>
-            <w:r>
-              <w:rPr>
-                <w:b w:val="0"/>
-                <w:i w:val="0"/>
-                <w:sz w:val="17"/>
-              </w:rPr>
               <w:t>La taille du ménage lors de l'enquête principale (19) de ce ménage est inférieur à la taille du denombrement (40), prière de fournir des explications concrètes ou aller revisiter le ménage.</w:t>
-            </w:r>
-          </w:p>
-        </w:tc>
-      </w:tr>
-      <w:tr>
-        <w:tc>
-          <w:tcPr>
-            <w:tcW w:type="dxa" w:w="964"/>
-          </w:tcPr>
-          <w:p>
-            <w:r>
-              <w:rPr>
-                <w:b/>
-                <w:i w:val="0"/>
-                <w:color w:val="EA580C"/>
-                <w:sz w:val="16"/>
-              </w:rPr>
-              <w:t>Moyenne</w:t>
-            </w:r>
-          </w:p>
-        </w:tc>
-        <w:tc>
-          <w:tcPr>
-            <w:tcW w:type="dxa" w:w="1247"/>
-          </w:tcPr>
-          <w:p>
-            <w:r>
-              <w:rPr>
-                <w:b/>
-                <w:i w:val="0"/>
-                <w:sz w:val="16"/>
-              </w:rPr>
-              <w:t>S02</w:t>
-              <w:br/>
-            </w:r>
-            <w:r>
-              <w:rPr>
-                <w:b w:val="0"/>
-                <w:i w:val="0"/>
-                <w:color w:val="64748B"/>
-                <w:sz w:val="14"/>
-              </w:rPr>
-              <w:t>Éducation</w:t>
-            </w:r>
-          </w:p>
-        </w:tc>
-        <w:tc>
-          <w:tcPr>
-            <w:tcW w:type="dxa" w:w="1531"/>
-          </w:tcPr>
-          <w:p>
-            <w:r>
-              <w:rPr>
-                <w:b/>
-                <w:i w:val="0"/>
-                <w:color w:val="16A34A"/>
-                <w:sz w:val="16"/>
-              </w:rPr>
-              <w:t>—</w:t>
-            </w:r>
-          </w:p>
-        </w:tc>
-        <w:tc>
-          <w:tcPr>
-            <w:tcW w:type="dxa" w:w="1191"/>
-          </w:tcPr>
-          <w:p>
-            <w:r>
-              <w:rPr>
-                <w:b w:val="0"/>
-                <w:i w:val="0"/>
-                <w:color w:val="64748B"/>
-                <w:sz w:val="16"/>
-              </w:rPr>
-              <w:t>GT-CQ</w:t>
-            </w:r>
-          </w:p>
-        </w:tc>
-        <w:tc>
-          <w:tcPr>
-            <w:tcW w:type="dxa" w:w="4706"/>
-          </w:tcPr>
-          <w:p>
-            <w:r>
-              <w:rPr>
-                <w:b w:val="0"/>
-                <w:i w:val="0"/>
-                <w:sz w:val="17"/>
-              </w:rPr>
-              <w:t>veuillez, s'il vous plait, confirmer les frais de scolarité ( 12500 FCFA) payée de dieye diagne avec le QG ou apporter les corrections nécessaires.</w:t>
             </w:r>
           </w:p>
         </w:tc>
